--- a/assets/Naga_Kiran_Reddy_Resume.docx
+++ b/assets/Naga_Kiran_Reddy_Resume.docx
@@ -28,7 +28,7 @@
           <w:i w:val="0"/>
           <w:sz w:val="19"/>
         </w:rPr>
-        <w:t>New York, NY  |  nagakiranreddy2@gmail.com  |  +1 716 533 9305  |  linkedin.com/in/nkr1</w:t>
+        <w:t>New York, NY  |  nagakiranreddy2@gmail.com  |  +1 716 533 9305  |  linkedin.com/in/nkr1  |  nkrgit.github.io</w:t>
       </w:r>
     </w:p>
     <w:p>
